--- a/작업일지/Week_11(250529-250622).docx
+++ b/작업일지/Week_11(250529-250622).docx
@@ -138,17 +138,8 @@
                 <w:sz w:val="18"/>
                 <w:szCs w:val="18"/>
               </w:rPr>
-              <w:t xml:space="preserve">2020182035 </w:t>
+              <w:t>2020182035 장하영</w:t>
             </w:r>
-            <w:proofErr w:type="spellStart"/>
-            <w:r>
-              <w:rPr>
-                <w:sz w:val="18"/>
-                <w:szCs w:val="18"/>
-              </w:rPr>
-              <w:t>장하영</w:t>
-            </w:r>
-            <w:proofErr w:type="spellEnd"/>
           </w:p>
         </w:tc>
         <w:tc>
@@ -165,7 +156,6 @@
                 <w:szCs w:val="22"/>
               </w:rPr>
             </w:pPr>
-            <w:proofErr w:type="spellStart"/>
             <w:r>
               <w:rPr>
                 <w:b/>
@@ -174,7 +164,6 @@
               </w:rPr>
               <w:t>팀명</w:t>
             </w:r>
-            <w:proofErr w:type="spellEnd"/>
           </w:p>
         </w:tc>
         <w:tc>
@@ -508,14 +497,12 @@
                 <w:color w:val="000000"/>
               </w:rPr>
             </w:pPr>
-            <w:proofErr w:type="spellStart"/>
             <w:r>
               <w:rPr>
                 <w:color w:val="000000"/>
               </w:rPr>
               <w:t>장하영</w:t>
             </w:r>
-            <w:proofErr w:type="spellEnd"/>
             <w:r>
               <w:rPr>
                 <w:rFonts w:hint="eastAsia"/>
@@ -853,7 +840,6 @@
         <w:spacing w:after="0" w:line="240" w:lineRule="auto"/>
         <w:jc w:val="left"/>
         <w:rPr>
-          <w:rFonts w:hint="eastAsia"/>
           <w:bCs/>
           <w:color w:val="000000"/>
         </w:rPr>
@@ -1140,31 +1126,12 @@
           <w:bCs/>
           <w:color w:val="000000"/>
         </w:rPr>
-        <w:t>(라이브러리)</w:t>
-      </w:r>
-      <w:proofErr w:type="spellStart"/>
-      <w:r>
-        <w:rPr>
-          <w:rFonts w:hint="eastAsia"/>
-          <w:bCs/>
-          <w:color w:val="000000"/>
-        </w:rPr>
-        <w:t>를</w:t>
-      </w:r>
-      <w:proofErr w:type="spellEnd"/>
-      <w:r>
-        <w:rPr>
-          <w:rFonts w:hint="eastAsia"/>
-          <w:bCs/>
-          <w:color w:val="000000"/>
-        </w:rPr>
-        <w:t xml:space="preserve"> 사용.</w:t>
+        <w:t>(라이브러리)를 사용.</w:t>
       </w:r>
     </w:p>
     <w:p>
       <w:pPr>
         <w:rPr>
-          <w:rFonts w:hint="eastAsia"/>
           <w:bCs/>
           <w:color w:val="000000"/>
         </w:rPr>
@@ -1258,23 +1225,7 @@
           <w:bCs/>
           <w:color w:val="000000"/>
         </w:rPr>
-        <w:t>“</w:t>
-      </w:r>
-      <w:proofErr w:type="spellStart"/>
-      <w:r>
-        <w:rPr>
-          <w:bCs/>
-          <w:color w:val="000000"/>
-        </w:rPr>
-        <w:t>tokio</w:t>
-      </w:r>
-      <w:proofErr w:type="spellEnd"/>
-      <w:r>
-        <w:rPr>
-          <w:bCs/>
-          <w:color w:val="000000"/>
-        </w:rPr>
-        <w:t>”</w:t>
+        <w:t>“tokio”</w:t>
       </w:r>
       <w:r>
         <w:rPr>
@@ -1374,39 +1325,7 @@
           <w:bCs/>
           <w:color w:val="000000"/>
         </w:rPr>
-        <w:t>“</w:t>
-      </w:r>
-      <w:proofErr w:type="spellStart"/>
-      <w:r>
-        <w:rPr>
-          <w:bCs/>
-          <w:color w:val="000000"/>
-        </w:rPr>
-        <w:t>tokio</w:t>
-      </w:r>
-      <w:proofErr w:type="spellEnd"/>
-      <w:r>
-        <w:rPr>
-          <w:bCs/>
-          <w:color w:val="000000"/>
-        </w:rPr>
-        <w:t>::task::</w:t>
-      </w:r>
-      <w:proofErr w:type="spellStart"/>
-      <w:r>
-        <w:rPr>
-          <w:bCs/>
-          <w:color w:val="000000"/>
-        </w:rPr>
-        <w:t>spawn_blocking</w:t>
-      </w:r>
-      <w:proofErr w:type="spellEnd"/>
-      <w:r>
-        <w:rPr>
-          <w:bCs/>
-          <w:color w:val="000000"/>
-        </w:rPr>
-        <w:t>”</w:t>
+        <w:t>“tokio::task::spawn_blocking”</w:t>
       </w:r>
       <w:r>
         <w:rPr>
@@ -1435,7 +1354,6 @@
         <w:ind w:leftChars="0"/>
         <w:jc w:val="left"/>
         <w:rPr>
-          <w:rFonts w:hint="eastAsia"/>
           <w:bCs/>
           <w:color w:val="000000"/>
         </w:rPr>
@@ -1481,20 +1399,8 @@
           <w:sz w:val="22"/>
           <w:szCs w:val="22"/>
         </w:rPr>
-        <w:t xml:space="preserve"> </w:t>
-      </w:r>
-      <w:proofErr w:type="spellStart"/>
-      <w:r>
-        <w:rPr>
-          <w:rFonts w:hint="eastAsia"/>
-          <w:b/>
-          <w:color w:val="000000" w:themeColor="text1"/>
-          <w:sz w:val="22"/>
-          <w:szCs w:val="22"/>
-        </w:rPr>
-        <w:t>미구현</w:t>
-      </w:r>
-      <w:proofErr w:type="spellEnd"/>
+        <w:t xml:space="preserve"> 미구현</w:t>
+      </w:r>
       <w:r>
         <w:rPr>
           <w:rFonts w:hint="eastAsia"/>
@@ -1516,7 +1422,6 @@
         <w:spacing w:after="0" w:line="240" w:lineRule="auto"/>
         <w:jc w:val="left"/>
         <w:rPr>
-          <w:rFonts w:hint="eastAsia"/>
           <w:bCs/>
           <w:color w:val="000000"/>
         </w:rPr>
@@ -1675,54 +1580,17 @@
         <w:ind w:leftChars="0"/>
         <w:jc w:val="left"/>
         <w:rPr>
+          <w:bCs/>
+          <w:color w:val="000000"/>
+        </w:rPr>
+      </w:pPr>
+      <w:r>
+        <w:rPr>
           <w:rFonts w:hint="eastAsia"/>
           <w:bCs/>
           <w:color w:val="000000"/>
         </w:rPr>
-      </w:pPr>
-      <w:r>
-        <w:rPr>
-          <w:rFonts w:hint="eastAsia"/>
-          <w:bCs/>
-          <w:color w:val="000000"/>
-        </w:rPr>
-        <w:t xml:space="preserve">로비 화면의 </w:t>
-      </w:r>
-      <w:proofErr w:type="spellStart"/>
-      <w:r>
-        <w:rPr>
-          <w:rFonts w:hint="eastAsia"/>
-          <w:bCs/>
-          <w:color w:val="000000"/>
-        </w:rPr>
-        <w:t>비어있는</w:t>
-      </w:r>
-      <w:proofErr w:type="spellEnd"/>
-      <w:r>
-        <w:rPr>
-          <w:rFonts w:hint="eastAsia"/>
-          <w:bCs/>
-          <w:color w:val="000000"/>
-        </w:rPr>
-        <w:t xml:space="preserve"> 부분과 캐릭터 편성에 </w:t>
-      </w:r>
-      <w:proofErr w:type="spellStart"/>
-      <w:r>
-        <w:rPr>
-          <w:rFonts w:hint="eastAsia"/>
-          <w:bCs/>
-          <w:color w:val="000000"/>
-        </w:rPr>
-        <w:t>비어있는</w:t>
-      </w:r>
-      <w:proofErr w:type="spellEnd"/>
-      <w:r>
-        <w:rPr>
-          <w:rFonts w:hint="eastAsia"/>
-          <w:bCs/>
-          <w:color w:val="000000"/>
-        </w:rPr>
-        <w:t xml:space="preserve"> 부분에 캐릭터 모델을 렌더링하여 화면에 출력할 계획.</w:t>
+        <w:t>로비 화면의 비어있는 부분과 캐릭터 편성에 비어있는 부분에 캐릭터 모델을 렌더링하여 화면에 출력할 계획.</w:t>
       </w:r>
     </w:p>
     <w:p>
@@ -1901,7 +1769,6 @@
         <w:ind w:leftChars="0"/>
         <w:jc w:val="left"/>
         <w:rPr>
-          <w:rFonts w:hint="eastAsia"/>
           <w:bCs/>
           <w:color w:val="000000"/>
         </w:rPr>
@@ -1957,7 +1824,6 @@
           <w:szCs w:val="24"/>
         </w:rPr>
       </w:pPr>
-      <w:proofErr w:type="spellStart"/>
       <w:r>
         <w:rPr>
           <w:rFonts w:hint="eastAsia"/>
@@ -1968,7 +1834,6 @@
         </w:rPr>
         <w:t>장하영</w:t>
       </w:r>
-      <w:proofErr w:type="spellEnd"/>
     </w:p>
     <w:p>
       <w:pPr>
@@ -2099,7 +1964,6 @@
         <w:ind w:leftChars="0"/>
         <w:jc w:val="left"/>
         <w:rPr>
-          <w:rFonts w:hint="eastAsia"/>
           <w:bCs/>
           <w:color w:val="000000"/>
         </w:rPr>
@@ -2222,7 +2086,6 @@
     <w:p>
       <w:pPr>
         <w:rPr>
-          <w:rFonts w:hint="eastAsia"/>
           <w:b/>
           <w:color w:val="000000"/>
           <w:sz w:val="22"/>
@@ -2372,7 +2235,6 @@
             <w:pPr>
               <w:jc w:val="center"/>
               <w:rPr>
-                <w:rFonts w:hint="eastAsia"/>
                 <w:sz w:val="22"/>
                 <w:szCs w:val="22"/>
               </w:rPr>
@@ -2453,11 +2315,7 @@
               <w:t>5</w:t>
             </w:r>
             <w:r>
-              <w:t>.</w:t>
-            </w:r>
-            <w:proofErr w:type="gramStart"/>
-            <w:r>
-              <w:t>0</w:t>
+              <w:t>.0</w:t>
             </w:r>
             <w:r>
               <w:t>7</w:t>
@@ -2466,17 +2324,7 @@
               <w:t>.</w:t>
             </w:r>
             <w:r>
-              <w:rPr>
-                <w:rFonts w:hint="eastAsia"/>
-              </w:rPr>
-              <w:t>*</w:t>
-            </w:r>
-            <w:proofErr w:type="gramEnd"/>
-            <w:r>
-              <w:rPr>
-                <w:rFonts w:hint="eastAsia"/>
-              </w:rPr>
-              <w:t>*</w:t>
+              <w:t>06</w:t>
             </w:r>
           </w:p>
         </w:tc>
